--- a/report/AI_Personal_Assistant_Benchmark_Report.docx
+++ b/report/AI_Personal_Assistant_Benchmark_Report.docx
@@ -36,7 +36,7 @@
           <w:b w:val="0"/>
           <w:sz w:val="17"/>
         </w:rPr>
-        <w:t>Two assistants share one core: token-budget memory, a small tool registry (web search, calculator, datetime), Llama Guard 3 on input and output, and structured per-turn logs. Web search results are injected as a system message right before the user turn so the small OSS model stays grounded.</w:t>
+        <w:t>Two assistants share one core: token-budget memory, a small tool registry (web search, calculator, datetime), layered guardrails with toxicity scoring, Langfuse-ready tracing, and structured per-turn logs. Web search results are injected as a system message right before the user turn so the small OSS model stays grounded.</w:t>
       </w:r>
     </w:p>
     <w:p>
@@ -48,7 +48,7 @@
           <w:b w:val="0"/>
           <w:sz w:val="17"/>
         </w:rPr>
-        <w:t>Evaluation uses three custom prompt banks (factual, adversarial, bias) inspired by TruthfulQA, AdvBench, and BBQ. An LLM judge scores six dimensions and emits PASS / PARTIAL / FAIL. A SelfCheckGPT-style NLI consistency check on factual prompts gives an independent hallucination signal that does not depend on the judge.</w:t>
+        <w:t>Evaluation now draws 100 rows each from TruthfulQA, ToxiGen, BOLD, RealToxicityPrompts, and JailbreakBench. A three-judge free-tier panel scores six dimensions, emits PASS / PARTIAL / FAIL by majority vote, and reports agreement so weak judge consensus is visible. A SelfCheckGPT-style NLI consistency check still runs on factual rows.</w:t>
       </w:r>
     </w:p>
     <w:p>
@@ -173,7 +173,7 @@
               <w:rPr>
                 <w:sz w:val="15"/>
               </w:rPr>
-              <w:t>5376 / 11327</w:t>
+              <w:t>7426 / 40535</w:t>
             </w:r>
           </w:p>
         </w:tc>
@@ -191,7 +191,7 @@
               <w:rPr>
                 <w:sz w:val="15"/>
               </w:rPr>
-              <w:t>6098 / 7266</w:t>
+              <w:t>6674 / 13136</w:t>
             </w:r>
           </w:p>
         </w:tc>
@@ -212,7 +212,7 @@
               <w:rPr>
                 <w:sz w:val="15"/>
               </w:rPr>
-              <w:t>Estimated eval cost (USD)</w:t>
+              <w:t>Actual / equivalent eval cost (USD)</w:t>
             </w:r>
           </w:p>
         </w:tc>
@@ -231,7 +231,7 @@
               <w:rPr>
                 <w:sz w:val="15"/>
               </w:rPr>
-              <w:t>$0.00000</w:t>
+              <w:t>$0.00000 / $0.05212</w:t>
             </w:r>
           </w:p>
         </w:tc>
@@ -250,7 +250,7 @@
               <w:rPr>
                 <w:sz w:val="15"/>
               </w:rPr>
-              <w:t>$0.02417</w:t>
+              <w:t>$0.01352 / $0.01395</w:t>
             </w:r>
           </w:p>
         </w:tc>
@@ -288,7 +288,7 @@
               <w:rPr>
                 <w:sz w:val="15"/>
               </w:rPr>
-              <w:t>0 / 44 / 0</w:t>
+              <w:t>0 / 500 / 0</w:t>
             </w:r>
           </w:p>
         </w:tc>
@@ -306,7 +306,7 @@
               <w:rPr>
                 <w:sz w:val="15"/>
               </w:rPr>
-              <w:t>0 / 44 / 0</w:t>
+              <w:t>0 / 500 / 0</w:t>
             </w:r>
           </w:p>
         </w:tc>
@@ -385,7 +385,7 @@
               <w:rPr>
                 <w:sz w:val="15"/>
               </w:rPr>
-              <w:t>SelfCheck consistency (factual, 0-1)</w:t>
+              <w:t>Panel agreement / SelfCheck</w:t>
             </w:r>
           </w:p>
         </w:tc>
@@ -403,7 +403,7 @@
               <w:rPr>
                 <w:sz w:val="15"/>
               </w:rPr>
-              <w:t>0.775</w:t>
+              <w:t>1.00 / 0.871</w:t>
             </w:r>
           </w:p>
         </w:tc>
@@ -421,7 +421,66 @@
               <w:rPr>
                 <w:sz w:val="15"/>
               </w:rPr>
-              <w:t>1.000</w:t>
+              <w:t>1.00 / 0.946</w:t>
+            </w:r>
+          </w:p>
+        </w:tc>
+      </w:tr>
+      <w:tr>
+        <w:tc>
+          <w:tcPr>
+            <w:tcW w:type="dxa" w:w="2880"/>
+            <w:vAlign w:val="center"/>
+            <w:shd w:val="clear" w:color="auto" w:fill="F8FAFC"/>
+          </w:tcPr>
+          <w:p>
+            <w:pPr>
+              <w:spacing w:before="0" w:after="0"/>
+            </w:pPr>
+            <w:r/>
+            <w:r>
+              <w:rPr>
+                <w:sz w:val="15"/>
+              </w:rPr>
+              <w:t>Benchmarks per model</w:t>
+            </w:r>
+          </w:p>
+        </w:tc>
+        <w:tc>
+          <w:tcPr>
+            <w:tcW w:type="dxa" w:w="3672"/>
+            <w:vAlign w:val="center"/>
+            <w:shd w:val="clear" w:color="auto" w:fill="F8FAFC"/>
+          </w:tcPr>
+          <w:p>
+            <w:pPr>
+              <w:spacing w:before="0" w:after="0"/>
+            </w:pPr>
+            <w:r/>
+            <w:r>
+              <w:rPr>
+                <w:sz w:val="15"/>
+              </w:rPr>
+              <w:t>500</w:t>
+            </w:r>
+          </w:p>
+        </w:tc>
+        <w:tc>
+          <w:tcPr>
+            <w:tcW w:type="dxa" w:w="3672"/>
+            <w:vAlign w:val="center"/>
+            <w:shd w:val="clear" w:color="auto" w:fill="F8FAFC"/>
+          </w:tcPr>
+          <w:p>
+            <w:pPr>
+              <w:spacing w:before="0" w:after="0"/>
+            </w:pPr>
+            <w:r/>
+            <w:r>
+              <w:rPr>
+                <w:sz w:val="15"/>
+              </w:rPr>
+              <w:t>500</w:t>
             </w:r>
           </w:p>
         </w:tc>
@@ -508,7 +567,7 @@
             <w:r>
               <w:drawing>
                 <wp:inline xmlns:a="http://schemas.openxmlformats.org/drawingml/2006/main" xmlns:pic="http://schemas.openxmlformats.org/drawingml/2006/picture">
-                  <wp:extent cx="3108960" cy="2331720"/>
+                  <wp:extent cx="3108960" cy="1865376"/>
                   <wp:docPr id="2" name="Picture 2"/>
                   <wp:cNvGraphicFramePr>
                     <a:graphicFrameLocks noChangeAspect="1"/>
@@ -517,7 +576,7 @@
                     <a:graphicData uri="http://schemas.openxmlformats.org/drawingml/2006/picture">
                       <pic:pic>
                         <pic:nvPicPr>
-                          <pic:cNvPr id="0" name="latency_cost_bar.png"/>
+                          <pic:cNvPr id="0" name="source_breakdown.png"/>
                           <pic:cNvPicPr/>
                         </pic:nvPicPr>
                         <pic:blipFill>
@@ -529,7 +588,7 @@
                         <pic:spPr>
                           <a:xfrm>
                             <a:off x="0" y="0"/>
-                            <a:ext cx="3108960" cy="2331720"/>
+                            <a:ext cx="3108960" cy="1865376"/>
                           </a:xfrm>
                           <a:prstGeom prst="rect"/>
                         </pic:spPr>
@@ -553,7 +612,7 @@
           <w:color w:val="475569"/>
           <w:sz w:val="14"/>
         </w:rPr>
-        <w:t>Left: judge-score radar across six dimensions. Right: latency profile (mean / median / max) and estimated eval cost.</w:t>
+        <w:t>Left: judge-score radar across six dimensions. Right: per-benchmark panel-score breakdown across the public suites.</w:t>
       </w:r>
     </w:p>
     <w:p>
@@ -578,7 +637,7 @@
         <w:rPr>
           <w:sz w:val="17"/>
         </w:rPr>
-        <w:t>•  Keep guardrails on by default. They materially improve jailbreak resistance at sub-second cost.</w:t>
+        <w:t>•  Keep guardrails on by default. They materially improve jailbreak resistance at modest latency and near-zero actual free-tier spend on the OSS path.</w:t>
       </w:r>
     </w:p>
     <w:p>
@@ -590,7 +649,7 @@
         <w:rPr>
           <w:sz w:val="17"/>
         </w:rPr>
-        <w:t>•  Place the web-search grounding block as a system message immediately before the user turn; this fix lands in this build.</w:t>
+        <w:t>•  Watch panel agreement, not just the majority verdict. Low agreement is an early warning that the sample needs manual review.</w:t>
       </w:r>
     </w:p>
     <w:p>
@@ -602,7 +661,7 @@
         <w:rPr>
           <w:sz w:val="17"/>
         </w:rPr>
-        <w:t>•  Route low-stakes throughput traffic through the OSS path; reserve the frontier path for high-stakes or low-context queries.</w:t>
+        <w:t>•  Use TruthfulQA + SelfCheck together for factuality: agreement without self-consistency is still a weak answer.</w:t>
       </w:r>
     </w:p>
     <w:p>
@@ -614,7 +673,7 @@
         <w:rPr>
           <w:sz w:val="17"/>
         </w:rPr>
-        <w:t>•  Promote SelfCheckGPT consistency to a gating signal on factual prompts: low consistency means re-run with grounding or suppress the answer.</w:t>
+        <w:t>•  Treat the equivalent-cost column as the budget planning number. Actual spend stays low because the panel leans on free-tier judges.</w:t>
       </w:r>
     </w:p>
     <w:p>
@@ -626,7 +685,7 @@
         <w:rPr>
           <w:sz w:val="17"/>
         </w:rPr>
-        <w:t>•  Repair the judge by pinning a JSON schema and adding a deterministic post-parser, so the fallback stops dominating per-dimension averages.</w:t>
+        <w:t>•  Keep the public-benchmark source mix visible in every report so wins are not accidentally driven by one easy subset.</w:t>
       </w:r>
     </w:p>
     <w:p>

--- a/report/AI_Personal_Assistant_Benchmark_Report.docx
+++ b/report/AI_Personal_Assistant_Benchmark_Report.docx
@@ -173,7 +173,7 @@
               <w:rPr>
                 <w:sz w:val="15"/>
               </w:rPr>
-              <w:t>7426 / 40535</w:t>
+              <w:t>8492 / 57159</w:t>
             </w:r>
           </w:p>
         </w:tc>
@@ -191,7 +191,7 @@
               <w:rPr>
                 <w:sz w:val="15"/>
               </w:rPr>
-              <w:t>6674 / 13136</w:t>
+              <w:t>5800 / 15036</w:t>
             </w:r>
           </w:p>
         </w:tc>
@@ -231,7 +231,7 @@
               <w:rPr>
                 <w:sz w:val="15"/>
               </w:rPr>
-              <w:t>$0.00000 / $0.05212</w:t>
+              <w:t>$0.00000 / $0.05568</w:t>
             </w:r>
           </w:p>
         </w:tc>
@@ -250,7 +250,7 @@
               <w:rPr>
                 <w:sz w:val="15"/>
               </w:rPr>
-              <w:t>$0.01352 / $0.01395</w:t>
+              <w:t>$0.01700 / $0.02224</w:t>
             </w:r>
           </w:p>
         </w:tc>
@@ -288,7 +288,7 @@
               <w:rPr>
                 <w:sz w:val="15"/>
               </w:rPr>
-              <w:t>0 / 500 / 0</w:t>
+              <w:t>1 / 69 / 430</w:t>
             </w:r>
           </w:p>
         </w:tc>
@@ -306,7 +306,7 @@
               <w:rPr>
                 <w:sz w:val="15"/>
               </w:rPr>
-              <w:t>0 / 500 / 0</w:t>
+              <w:t>11 / 50 / 439</w:t>
             </w:r>
           </w:p>
         </w:tc>
@@ -346,7 +346,7 @@
               <w:rPr>
                 <w:sz w:val="15"/>
               </w:rPr>
-              <w:t>3.00 / 4.00</w:t>
+              <w:t>2.50 / 1.75</w:t>
             </w:r>
           </w:p>
         </w:tc>
@@ -365,7 +365,7 @@
               <w:rPr>
                 <w:sz w:val="15"/>
               </w:rPr>
-              <w:t>3.00 / 4.00</w:t>
+              <w:t>1.67 / 1.72</w:t>
             </w:r>
           </w:p>
         </w:tc>
@@ -403,7 +403,7 @@
               <w:rPr>
                 <w:sz w:val="15"/>
               </w:rPr>
-              <w:t>1.00 / 0.871</w:t>
+              <w:t>0.98 / 0.876</w:t>
             </w:r>
           </w:p>
         </w:tc>
@@ -421,7 +421,7 @@
               <w:rPr>
                 <w:sz w:val="15"/>
               </w:rPr>
-              <w:t>1.00 / 0.946</w:t>
+              <w:t>0.95 / 0.909</w:t>
             </w:r>
           </w:p>
         </w:tc>
